--- a/methodology.docx
+++ b/methodology.docx
@@ -68,7 +68,7 @@
         <w:t xml:space="preserve"> </w:t>
       </w:r>
       <w:r>
-        <w:t xml:space="preserve">Curtin students enrolled in participating units (ISYS6020 + at least two additional units). Participation is voluntary and does not affect grades.</w:t>
+        <w:t xml:space="preserve">Curtin students enrolled in participating units (ISYS6018 Information Security Audit and Control, MGMT6076 Supply Chain Digitalisation and Innovation, MKTG1000 Discovering Marketing). Participation is voluntary and does not affect grades.</w:t>
       </w:r>
     </w:p>
     <w:p>
@@ -86,7 +86,7 @@
         <w:t xml:space="preserve"> </w:t>
       </w:r>
       <w:r>
-        <w:t xml:space="preserve">~60-120 participants total (20-30 per session across 3+ units). A power analysis will be finalised once units and cohort sizes are confirmed.</w:t>
+        <w:t xml:space="preserve">Combined enrolment across three units is approximately 300 students (ISYS6018 ~50, MGMT6076 ~30, MKTG1000 ~220). Estimated 100-200 voluntary participants. A power analysis will be finalised once participation rates are confirmed.</w:t>
       </w:r>
     </w:p>
     <w:p>
